--- a/docs/Rapport_VV_campagne.docx
+++ b/docs/Rapport_VV_campagne.docx
@@ -4066,6 +4066,9 @@
   <w:p>
     <w:pPr>
       <w:pStyle w:val="Header"/>
+      <w:tabs>
+        <w:tab w:pos="9524" w:val="right"/>
+      </w:tabs>
       <w:jc w:val="left"/>
     </w:pPr>
     <w:r>
@@ -4109,6 +4112,41 @@
         <w:sz w:val="22"/>
       </w:rPr>
       <w:t xml:space="preserve">    Instrumentation GDD inc.</w:t>
+    </w:r>
+    <w:r>
+      <w:tab/>
+      <w:drawing>
+        <wp:inline xmlns:a="http://schemas.openxmlformats.org/drawingml/2006/main" xmlns:pic="http://schemas.openxmlformats.org/drawingml/2006/picture">
+          <wp:extent cx="907200" cy="378000"/>
+          <wp:docPr id="2" name="Picture 2"/>
+          <wp:cNvGraphicFramePr>
+            <a:graphicFrameLocks noChangeAspect="1"/>
+          </wp:cNvGraphicFramePr>
+          <a:graphic>
+            <a:graphicData uri="http://schemas.openxmlformats.org/drawingml/2006/picture">
+              <pic:pic>
+                <pic:nvPicPr>
+                  <pic:cNvPr id="0" name="Caur-Logo.png"/>
+                  <pic:cNvPicPr/>
+                </pic:nvPicPr>
+                <pic:blipFill>
+                  <a:blip r:embed="rId2"/>
+                  <a:stretch>
+                    <a:fillRect/>
+                  </a:stretch>
+                </pic:blipFill>
+                <pic:spPr>
+                  <a:xfrm>
+                    <a:off x="0" y="0"/>
+                    <a:ext cx="907200" cy="378000"/>
+                  </a:xfrm>
+                  <a:prstGeom prst="rect"/>
+                </pic:spPr>
+              </pic:pic>
+            </a:graphicData>
+          </a:graphic>
+        </wp:inline>
+      </w:drawing>
     </w:r>
   </w:p>
 </w:hdr>

--- a/docs/Rapport_VV_campagne.docx
+++ b/docs/Rapport_VV_campagne.docx
@@ -4066,89 +4066,117 @@
   <w:p>
     <w:pPr>
       <w:pStyle w:val="Header"/>
-      <w:tabs>
-        <w:tab w:pos="9524" w:val="right"/>
-      </w:tabs>
-      <w:jc w:val="left"/>
     </w:pPr>
-    <w:r>
-      <w:drawing>
-        <wp:inline xmlns:a="http://schemas.openxmlformats.org/drawingml/2006/main" xmlns:pic="http://schemas.openxmlformats.org/drawingml/2006/picture">
-          <wp:extent cx="633036" cy="378000"/>
-          <wp:docPr id="1" name="Picture 1"/>
-          <wp:cNvGraphicFramePr>
-            <a:graphicFrameLocks noChangeAspect="1"/>
-          </wp:cNvGraphicFramePr>
-          <a:graphic>
-            <a:graphicData uri="http://schemas.openxmlformats.org/drawingml/2006/picture">
-              <pic:pic>
-                <pic:nvPicPr>
-                  <pic:cNvPr id="0" name="gdd-logo1.png"/>
-                  <pic:cNvPicPr/>
-                </pic:nvPicPr>
-                <pic:blipFill>
-                  <a:blip r:embed="rId1"/>
-                  <a:stretch>
-                    <a:fillRect/>
-                  </a:stretch>
-                </pic:blipFill>
-                <pic:spPr>
-                  <a:xfrm>
-                    <a:off x="0" y="0"/>
-                    <a:ext cx="633036" cy="378000"/>
-                  </a:xfrm>
-                  <a:prstGeom prst="rect"/>
-                </pic:spPr>
-              </pic:pic>
-            </a:graphicData>
-          </a:graphic>
-        </wp:inline>
-      </w:drawing>
-    </w:r>
-    <w:r>
-      <w:rPr>
-        <w:b/>
-        <w:color w:val="1B4E8C"/>
-        <w:sz w:val="22"/>
-      </w:rPr>
-      <w:t xml:space="preserve">    Instrumentation GDD inc.</w:t>
-    </w:r>
-    <w:r>
-      <w:tab/>
-      <w:drawing>
-        <wp:inline xmlns:a="http://schemas.openxmlformats.org/drawingml/2006/main" xmlns:pic="http://schemas.openxmlformats.org/drawingml/2006/picture">
-          <wp:extent cx="907200" cy="378000"/>
-          <wp:docPr id="2" name="Picture 2"/>
-          <wp:cNvGraphicFramePr>
-            <a:graphicFrameLocks noChangeAspect="1"/>
-          </wp:cNvGraphicFramePr>
-          <a:graphic>
-            <a:graphicData uri="http://schemas.openxmlformats.org/drawingml/2006/picture">
-              <pic:pic>
-                <pic:nvPicPr>
-                  <pic:cNvPr id="0" name="Caur-Logo.png"/>
-                  <pic:cNvPicPr/>
-                </pic:nvPicPr>
-                <pic:blipFill>
-                  <a:blip r:embed="rId2"/>
-                  <a:stretch>
-                    <a:fillRect/>
-                  </a:stretch>
-                </pic:blipFill>
-                <pic:spPr>
-                  <a:xfrm>
-                    <a:off x="0" y="0"/>
-                    <a:ext cx="907200" cy="378000"/>
-                  </a:xfrm>
-                  <a:prstGeom prst="rect"/>
-                </pic:spPr>
-              </pic:pic>
-            </a:graphicData>
-          </a:graphic>
-        </wp:inline>
-      </w:drawing>
-    </w:r>
   </w:p>
+  <w:tbl>
+    <w:tblPr>
+      <w:tblW w:type="auto" w:w="0"/>
+      <w:tblLayout w:type="fixed"/>
+      <w:tblLook w:firstColumn="1" w:firstRow="1" w:lastColumn="0" w:lastRow="0" w:noHBand="0" w:noVBand="1" w:val="04A0"/>
+    </w:tblPr>
+    <w:tblGrid>
+      <w:gridCol w:w="4762"/>
+      <w:gridCol w:w="4762"/>
+    </w:tblGrid>
+    <w:tr>
+      <w:tc>
+        <w:tcPr>
+          <w:tcW w:type="dxa" w:w="6406"/>
+        </w:tcPr>
+        <w:p>
+          <w:pPr>
+            <w:jc w:val="left"/>
+          </w:pPr>
+          <w:r>
+            <w:drawing>
+              <wp:inline xmlns:a="http://schemas.openxmlformats.org/drawingml/2006/main" xmlns:pic="http://schemas.openxmlformats.org/drawingml/2006/picture">
+                <wp:extent cx="633036" cy="378000"/>
+                <wp:docPr id="1" name="Picture 1"/>
+                <wp:cNvGraphicFramePr>
+                  <a:graphicFrameLocks noChangeAspect="1"/>
+                </wp:cNvGraphicFramePr>
+                <a:graphic>
+                  <a:graphicData uri="http://schemas.openxmlformats.org/drawingml/2006/picture">
+                    <pic:pic>
+                      <pic:nvPicPr>
+                        <pic:cNvPr id="0" name="gdd-logo1.png"/>
+                        <pic:cNvPicPr/>
+                      </pic:nvPicPr>
+                      <pic:blipFill>
+                        <a:blip r:embed="rId1"/>
+                        <a:stretch>
+                          <a:fillRect/>
+                        </a:stretch>
+                      </pic:blipFill>
+                      <pic:spPr>
+                        <a:xfrm>
+                          <a:off x="0" y="0"/>
+                          <a:ext cx="633036" cy="378000"/>
+                        </a:xfrm>
+                        <a:prstGeom prst="rect"/>
+                      </pic:spPr>
+                    </pic:pic>
+                  </a:graphicData>
+                </a:graphic>
+              </wp:inline>
+            </w:drawing>
+          </w:r>
+          <w:r>
+            <w:rPr>
+              <w:b/>
+              <w:color w:val="1B4E8C"/>
+              <w:sz w:val="22"/>
+            </w:rPr>
+            <w:t xml:space="preserve">    Instrumentation GDD inc.</w:t>
+          </w:r>
+        </w:p>
+      </w:tc>
+      <w:tc>
+        <w:tcPr>
+          <w:tcW w:type="dxa" w:w="3118"/>
+        </w:tcPr>
+        <w:p>
+          <w:pPr>
+            <w:jc w:val="right"/>
+          </w:pPr>
+          <w:r>
+            <w:drawing>
+              <wp:inline xmlns:a="http://schemas.openxmlformats.org/drawingml/2006/main" xmlns:pic="http://schemas.openxmlformats.org/drawingml/2006/picture">
+                <wp:extent cx="950400" cy="396000"/>
+                <wp:docPr id="2" name="Picture 2"/>
+                <wp:cNvGraphicFramePr>
+                  <a:graphicFrameLocks noChangeAspect="1"/>
+                </wp:cNvGraphicFramePr>
+                <a:graphic>
+                  <a:graphicData uri="http://schemas.openxmlformats.org/drawingml/2006/picture">
+                    <pic:pic>
+                      <pic:nvPicPr>
+                        <pic:cNvPr id="0" name="Caur-Logo.png"/>
+                        <pic:cNvPicPr/>
+                      </pic:nvPicPr>
+                      <pic:blipFill>
+                        <a:blip r:embed="rId2"/>
+                        <a:stretch>
+                          <a:fillRect/>
+                        </a:stretch>
+                      </pic:blipFill>
+                      <pic:spPr>
+                        <a:xfrm>
+                          <a:off x="0" y="0"/>
+                          <a:ext cx="950400" cy="396000"/>
+                        </a:xfrm>
+                        <a:prstGeom prst="rect"/>
+                      </pic:spPr>
+                    </pic:pic>
+                  </a:graphicData>
+                </a:graphic>
+              </wp:inline>
+            </w:drawing>
+          </w:r>
+        </w:p>
+      </w:tc>
+    </w:tr>
+  </w:tbl>
 </w:hdr>
 </file>
 

--- a/docs/Rapport_VV_campagne.docx
+++ b/docs/Rapport_VV_campagne.docx
@@ -477,7 +477,7 @@
               <w:rPr>
                 <w:sz w:val="18"/>
               </w:rPr>
-              <w:t>cadence 250,07 Hz stable, suit l'UTC ; plancher 3,9 ms (RTC 1/256 s) = cause racine TIME-05</w:t>
+              <w:t>cadence stable a +0,7 ppm, suit l'UTC ; plancher 3,9 ms (RTC 1/256 s) = cause racine TIME-05</w:t>
             </w:r>
           </w:p>
         </w:tc>
@@ -2799,7 +2799,7 @@
           <w:color w:val="555555"/>
           <w:sz w:val="19"/>
         </w:rPr>
-        <w:t>Convention de pleine echelle a trancher (impacte ces sensibilites). dat_reader.py convertit avec ±2,5 V a gain 1 (valide par la sensibilite ST-2A). Or le rapport de bruit produit (§5.2) valide ±VREF/2 = ±2,048 V par la concordance au bruit datasheet (±11 %) — evidence plus directe. Facteur 1,22 : si 2,048 V est correct, les plateaux ci-dessus tombent a ~128-131. A resoudre sur la fiche ADS1285 avant diffusion de sensibilite absolue.</w:t>
+        <w:t>Convention de pleine echelle TRANCHEE le 2026-09-02 sur la fiche ADS1285 : ±VREF/(1,6384 x Gain) = ±2,5 V a gain 1 pour notre reference de 4,096 V. La fiche donne trois expressions selon la reference employee (VREF/2 pour 5 V, VREF/1,6384 pour 4,096 V, VREF pour 2,5 V) qui valent TOUTES ±2,5 V ; confirmation au §7.5, qui recommande 2,4 V pour l'etalonnage de gain — impossible si la pleine echelle valait 2,048 V. Les sensibilites ci-dessus, calculees avec ±2,5 V, sont donc correctes et inchangees. C'est le rapport de bruit produit qui etait faux (il concluait ±VREF/2 par elimination entre deux hypotheses dont la bonne etait absente) ; il a ete corrige, toutes ses valeurs en volts multipliees par 1,2207.</w:t>
       </w:r>
     </w:p>
     <w:p>
@@ -3821,7 +3821,20 @@
         <w:pStyle w:val="ListBullet"/>
       </w:pPr>
       <w:r>
-        <w:t>Correlation temporelle (TIME-05) : pipeline materiel operationnel. CAUSE RACINE DU BRUIT IDENTIFIEE (tools/pps_stability.py, run GNSS fixe) : les horodatages .dat sont quantifies a 3,9 ms (1/256 s) — la RTC STM32 tourne au prescaler par defaut. La cadence est saine (250,073 Hz, +291 ppm quartz ADC) et suit l'UTC record par record (pas de derive), mais 3,9 ms est le plancher de precision. Fix : prescaler RTC async ~0 / sync ~32767 -&gt; ~30 us (x128), puis re-mesurer TIME-05 (backlog FW #8). Un saut d'horodatage occasionnel (~140 ms au demarrage) reste a qualifier.</w:t>
+        <w:t>Correlation temporelle (TIME-05) : pipeline materiel operationnel. CAUSE RACINE DU BRUIT IDENTIFIEE (tools/pps_stability.py, run GNSS fixe) : les horodatages .dat sont quantifies a 3,9 ms (1/256 s) — la RTC STM32 tourne au prescaler par defaut. CORRIGE ET VALIDE SUR MATERIEL le 2026-09-02 (prescaler async 0 / sync 32767) : grille 1/32768 s confirmee a moins de 1,1 us pres, gigue 16 us rms sur 2 h d'enregistrement continu, aucun saut de recalage au-dela de 41 us. Un saut d'horodatage occasionnel (~140 ms au demarrage) reste a qualifier.</w:t>
+      </w:r>
+    </w:p>
+    <w:p>
+      <w:pPr>
+        <w:ind w:left="340"/>
+      </w:pPr>
+      <w:r>
+        <w:rPr>
+          <w:i/>
+          <w:color w:val="555555"/>
+          <w:sz w:val="19"/>
+        </w:rPr>
+        <w:t>ATTENTION — correction du 2026-09-02 : la cadence de 250,073 Hz (+291 ppm attribues au quartz ADC) annoncee dans une version anterieure de ce rapport etait un ARTEFACT de la quantification elle-meme, pas une derive du composant. Un record dure 886/250 = 3,5440 s, soit 907,26 pas de 3,90625 ms : la mediane des ecarts se calait forcement sur 907 pas, d'ou un fs apparent de 250,0728 Hz. Demontre en re-quantifiant des donnees recentes sur l'ancienne grille — on retrouve +291 ppm au ppm pres. La cadence reelle, mesuree sur la grille fine, est de 249,9996 Hz, soit +0,7 ppm. Le quartz ADC n'a jamais derive. Ne pas utiliser l'ancien chiffre pour justifier un changement de composant.</w:t>
       </w:r>
     </w:p>
     <w:p>
@@ -3984,7 +3997,7 @@
         <w:pStyle w:val="ListBullet"/>
       </w:pPr>
       <w:r>
-        <w:t>Resoudre la convention de pleine echelle ADC (±2,048 V vs ±2,5 V) — impacte les sensibilites 3 axes ; trancher sur la fiche ADS1285.</w:t>
+        <w:t>Convention de pleine echelle ADC : RESOLUE (2026-09-02) a ±2,5 V a gain 1 sur la fiche ADS1285. Les sensibilites 3 axes de ce rapport sont inchangees ; c'est le rapport de bruit produit qui a ete corrige.</w:t>
       </w:r>
     </w:p>
     <w:p>
